--- a/generated-tickets/exam_10_all_tickets.docx
+++ b/generated-tickets/exam_10_all_tickets.docx
@@ -155,6 +155,26 @@
           <w:sz w:val="22"/>
           <w:rFonts w:ascii="Times New Roman" w:hAnsi="Times New Roman" w:cs="Times New Roman" w:eastAsia="Times New Roman"/>
         </w:rPr>
+        <w:t>Coğrafiya nəyi öyrənir?</w:t>
+      </w:r>
+    </w:p>
+    <w:p>
+      <w:pPr>
+        <w:spacing w:before="60" w:after="0"/>
+      </w:pPr>
+      <w:r>
+        <w:rPr>
+          <w:b w:val="on"/>
+          <w:sz w:val="22"/>
+          <w:rFonts w:ascii="Times New Roman" w:hAnsi="Times New Roman" w:cs="Times New Roman" w:eastAsia="Times New Roman"/>
+        </w:rPr>
+        <w:t xml:space="preserve">2.  </w:t>
+      </w:r>
+      <w:r>
+        <w:rPr>
+          <w:sz w:val="22"/>
+          <w:rFonts w:ascii="Times New Roman" w:hAnsi="Times New Roman" w:cs="Times New Roman" w:eastAsia="Times New Roman"/>
+        </w:rPr>
         <w:t>İqtisadiyyat nədir?</w:t>
       </w:r>
     </w:p>
@@ -168,7 +188,27 @@
           <w:sz w:val="22"/>
           <w:rFonts w:ascii="Times New Roman" w:hAnsi="Times New Roman" w:cs="Times New Roman" w:eastAsia="Times New Roman"/>
         </w:rPr>
-        <w:t xml:space="preserve">2.  </w:t>
+        <w:t xml:space="preserve">3.  </w:t>
+      </w:r>
+      <w:r>
+        <w:rPr>
+          <w:sz w:val="22"/>
+          <w:rFonts w:ascii="Times New Roman" w:hAnsi="Times New Roman" w:cs="Times New Roman" w:eastAsia="Times New Roman"/>
+        </w:rPr>
+        <w:t>Pul nədir?</w:t>
+      </w:r>
+    </w:p>
+    <w:p>
+      <w:pPr>
+        <w:spacing w:before="60" w:after="0"/>
+      </w:pPr>
+      <w:r>
+        <w:rPr>
+          <w:b w:val="on"/>
+          <w:sz w:val="22"/>
+          <w:rFonts w:ascii="Times New Roman" w:hAnsi="Times New Roman" w:cs="Times New Roman" w:eastAsia="Times New Roman"/>
+        </w:rPr>
+        <w:t xml:space="preserve">4.  </w:t>
       </w:r>
       <w:r>
         <w:rPr>
@@ -176,46 +216,6 @@
           <w:rFonts w:ascii="Times New Roman" w:hAnsi="Times New Roman" w:cs="Times New Roman" w:eastAsia="Times New Roman"/>
         </w:rPr>
         <w:t>Media nədir?</w:t>
-      </w:r>
-    </w:p>
-    <w:p>
-      <w:pPr>
-        <w:spacing w:before="60" w:after="0"/>
-      </w:pPr>
-      <w:r>
-        <w:rPr>
-          <w:b w:val="on"/>
-          <w:sz w:val="22"/>
-          <w:rFonts w:ascii="Times New Roman" w:hAnsi="Times New Roman" w:cs="Times New Roman" w:eastAsia="Times New Roman"/>
-        </w:rPr>
-        <w:t xml:space="preserve">3.  </w:t>
-      </w:r>
-      <w:r>
-        <w:rPr>
-          <w:sz w:val="22"/>
-          <w:rFonts w:ascii="Times New Roman" w:hAnsi="Times New Roman" w:cs="Times New Roman" w:eastAsia="Times New Roman"/>
-        </w:rPr>
-        <w:t>Coğrafiya nəyi öyrənir?</w:t>
-      </w:r>
-    </w:p>
-    <w:p>
-      <w:pPr>
-        <w:spacing w:before="60" w:after="0"/>
-      </w:pPr>
-      <w:r>
-        <w:rPr>
-          <w:b w:val="on"/>
-          <w:sz w:val="22"/>
-          <w:rFonts w:ascii="Times New Roman" w:hAnsi="Times New Roman" w:cs="Times New Roman" w:eastAsia="Times New Roman"/>
-        </w:rPr>
-        <w:t xml:space="preserve">4.  </w:t>
-      </w:r>
-      <w:r>
-        <w:rPr>
-          <w:sz w:val="22"/>
-          <w:rFonts w:ascii="Times New Roman" w:hAnsi="Times New Roman" w:cs="Times New Roman" w:eastAsia="Times New Roman"/>
-        </w:rPr>
-        <w:t>Pul nədir?</w:t>
       </w:r>
     </w:p>
     <w:p>
@@ -411,87 +411,87 @@
           <w:sz w:val="22"/>
           <w:rFonts w:ascii="Times New Roman" w:hAnsi="Times New Roman" w:cs="Times New Roman" w:eastAsia="Times New Roman"/>
         </w:rPr>
+        <w:t>Azərbaycanın paytaxtı haradır?</w:t>
+      </w:r>
+    </w:p>
+    <w:p>
+      <w:pPr>
+        <w:spacing w:before="60" w:after="0"/>
+      </w:pPr>
+      <w:r>
+        <w:rPr>
+          <w:b w:val="on"/>
+          <w:sz w:val="22"/>
+          <w:rFonts w:ascii="Times New Roman" w:hAnsi="Times New Roman" w:cs="Times New Roman" w:eastAsia="Times New Roman"/>
+        </w:rPr>
+        <w:t xml:space="preserve">2.  </w:t>
+      </w:r>
+      <w:r>
+        <w:rPr>
+          <w:sz w:val="22"/>
+          <w:rFonts w:ascii="Times New Roman" w:hAnsi="Times New Roman" w:cs="Times New Roman" w:eastAsia="Times New Roman"/>
+        </w:rPr>
+        <w:t>Azərbaycanın dövlət dili hansıdır?</w:t>
+      </w:r>
+    </w:p>
+    <w:p>
+      <w:pPr>
+        <w:spacing w:before="60" w:after="0"/>
+      </w:pPr>
+      <w:r>
+        <w:rPr>
+          <w:b w:val="on"/>
+          <w:sz w:val="22"/>
+          <w:rFonts w:ascii="Times New Roman" w:hAnsi="Times New Roman" w:cs="Times New Roman" w:eastAsia="Times New Roman"/>
+        </w:rPr>
+        <w:t xml:space="preserve">3.  </w:t>
+      </w:r>
+      <w:r>
+        <w:rPr>
+          <w:sz w:val="22"/>
+          <w:rFonts w:ascii="Times New Roman" w:hAnsi="Times New Roman" w:cs="Times New Roman" w:eastAsia="Times New Roman"/>
+        </w:rPr>
+        <w:t>Demokratiya nədir?</w:t>
+      </w:r>
+    </w:p>
+    <w:p>
+      <w:pPr>
+        <w:spacing w:before="60" w:after="0"/>
+      </w:pPr>
+      <w:r>
+        <w:rPr>
+          <w:b w:val="on"/>
+          <w:sz w:val="22"/>
+          <w:rFonts w:ascii="Times New Roman" w:hAnsi="Times New Roman" w:cs="Times New Roman" w:eastAsia="Times New Roman"/>
+        </w:rPr>
+        <w:t xml:space="preserve">4.  </w:t>
+      </w:r>
+      <w:r>
+        <w:rPr>
+          <w:sz w:val="22"/>
+          <w:rFonts w:ascii="Times New Roman" w:hAnsi="Times New Roman" w:cs="Times New Roman" w:eastAsia="Times New Roman"/>
+        </w:rPr>
+        <w:t>Tolerantlıq nədir?</w:t>
+      </w:r>
+    </w:p>
+    <w:p>
+      <w:pPr>
+        <w:spacing w:before="60" w:after="0"/>
+      </w:pPr>
+      <w:r>
+        <w:rPr>
+          <w:b w:val="on"/>
+          <w:sz w:val="22"/>
+          <w:rFonts w:ascii="Times New Roman" w:hAnsi="Times New Roman" w:cs="Times New Roman" w:eastAsia="Times New Roman"/>
+        </w:rPr>
+        <w:t xml:space="preserve">5.  </w:t>
+      </w:r>
+      <w:r>
+        <w:rPr>
+          <w:sz w:val="22"/>
+          <w:rFonts w:ascii="Times New Roman" w:hAnsi="Times New Roman" w:cs="Times New Roman" w:eastAsia="Times New Roman"/>
+        </w:rPr>
         <w:t>Təbiətin qorunması nədir?</w:t>
-      </w:r>
-    </w:p>
-    <w:p>
-      <w:pPr>
-        <w:spacing w:before="60" w:after="0"/>
-      </w:pPr>
-      <w:r>
-        <w:rPr>
-          <w:b w:val="on"/>
-          <w:sz w:val="22"/>
-          <w:rFonts w:ascii="Times New Roman" w:hAnsi="Times New Roman" w:cs="Times New Roman" w:eastAsia="Times New Roman"/>
-        </w:rPr>
-        <w:t xml:space="preserve">2.  </w:t>
-      </w:r>
-      <w:r>
-        <w:rPr>
-          <w:sz w:val="22"/>
-          <w:rFonts w:ascii="Times New Roman" w:hAnsi="Times New Roman" w:cs="Times New Roman" w:eastAsia="Times New Roman"/>
-        </w:rPr>
-        <w:t>Tolerantlıq nədir?</w:t>
-      </w:r>
-    </w:p>
-    <w:p>
-      <w:pPr>
-        <w:spacing w:before="60" w:after="0"/>
-      </w:pPr>
-      <w:r>
-        <w:rPr>
-          <w:b w:val="on"/>
-          <w:sz w:val="22"/>
-          <w:rFonts w:ascii="Times New Roman" w:hAnsi="Times New Roman" w:cs="Times New Roman" w:eastAsia="Times New Roman"/>
-        </w:rPr>
-        <w:t xml:space="preserve">3.  </w:t>
-      </w:r>
-      <w:r>
-        <w:rPr>
-          <w:sz w:val="22"/>
-          <w:rFonts w:ascii="Times New Roman" w:hAnsi="Times New Roman" w:cs="Times New Roman" w:eastAsia="Times New Roman"/>
-        </w:rPr>
-        <w:t>Demokratiya nədir?</w:t>
-      </w:r>
-    </w:p>
-    <w:p>
-      <w:pPr>
-        <w:spacing w:before="60" w:after="0"/>
-      </w:pPr>
-      <w:r>
-        <w:rPr>
-          <w:b w:val="on"/>
-          <w:sz w:val="22"/>
-          <w:rFonts w:ascii="Times New Roman" w:hAnsi="Times New Roman" w:cs="Times New Roman" w:eastAsia="Times New Roman"/>
-        </w:rPr>
-        <w:t xml:space="preserve">4.  </w:t>
-      </w:r>
-      <w:r>
-        <w:rPr>
-          <w:sz w:val="22"/>
-          <w:rFonts w:ascii="Times New Roman" w:hAnsi="Times New Roman" w:cs="Times New Roman" w:eastAsia="Times New Roman"/>
-        </w:rPr>
-        <w:t>Azərbaycanın dövlət dili hansıdır?</w:t>
-      </w:r>
-    </w:p>
-    <w:p>
-      <w:pPr>
-        <w:spacing w:before="60" w:after="0"/>
-      </w:pPr>
-      <w:r>
-        <w:rPr>
-          <w:b w:val="on"/>
-          <w:sz w:val="22"/>
-          <w:rFonts w:ascii="Times New Roman" w:hAnsi="Times New Roman" w:cs="Times New Roman" w:eastAsia="Times New Roman"/>
-        </w:rPr>
-        <w:t xml:space="preserve">5.  </w:t>
-      </w:r>
-      <w:r>
-        <w:rPr>
-          <w:sz w:val="22"/>
-          <w:rFonts w:ascii="Times New Roman" w:hAnsi="Times New Roman" w:cs="Times New Roman" w:eastAsia="Times New Roman"/>
-        </w:rPr>
-        <w:t>Azərbaycanın paytaxtı haradır?</w:t>
       </w:r>
     </w:p>
     <w:p>
@@ -667,6 +667,46 @@
           <w:sz w:val="22"/>
           <w:rFonts w:ascii="Times New Roman" w:hAnsi="Times New Roman" w:cs="Times New Roman" w:eastAsia="Times New Roman"/>
         </w:rPr>
+        <w:t>Psixologiya nəyi öyrənir?</w:t>
+      </w:r>
+    </w:p>
+    <w:p>
+      <w:pPr>
+        <w:spacing w:before="60" w:after="0"/>
+      </w:pPr>
+      <w:r>
+        <w:rPr>
+          <w:b w:val="on"/>
+          <w:sz w:val="22"/>
+          <w:rFonts w:ascii="Times New Roman" w:hAnsi="Times New Roman" w:cs="Times New Roman" w:eastAsia="Times New Roman"/>
+        </w:rPr>
+        <w:t xml:space="preserve">2.  </w:t>
+      </w:r>
+      <w:r>
+        <w:rPr>
+          <w:sz w:val="22"/>
+          <w:rFonts w:ascii="Times New Roman" w:hAnsi="Times New Roman" w:cs="Times New Roman" w:eastAsia="Times New Roman"/>
+        </w:rPr>
+        <w:t>İnsan hüquqları nədir?</w:t>
+      </w:r>
+    </w:p>
+    <w:p>
+      <w:pPr>
+        <w:spacing w:before="60" w:after="0"/>
+      </w:pPr>
+      <w:r>
+        <w:rPr>
+          <w:b w:val="on"/>
+          <w:sz w:val="22"/>
+          <w:rFonts w:ascii="Times New Roman" w:hAnsi="Times New Roman" w:cs="Times New Roman" w:eastAsia="Times New Roman"/>
+        </w:rPr>
+        <w:t xml:space="preserve">3.  </w:t>
+      </w:r>
+      <w:r>
+        <w:rPr>
+          <w:sz w:val="22"/>
+          <w:rFonts w:ascii="Times New Roman" w:hAnsi="Times New Roman" w:cs="Times New Roman" w:eastAsia="Times New Roman"/>
+        </w:rPr>
         <w:t>Respublika nədir?</w:t>
       </w:r>
     </w:p>
@@ -680,7 +720,27 @@
           <w:sz w:val="22"/>
           <w:rFonts w:ascii="Times New Roman" w:hAnsi="Times New Roman" w:cs="Times New Roman" w:eastAsia="Times New Roman"/>
         </w:rPr>
-        <w:t xml:space="preserve">2.  </w:t>
+        <w:t xml:space="preserve">4.  </w:t>
+      </w:r>
+      <w:r>
+        <w:rPr>
+          <w:sz w:val="22"/>
+          <w:rFonts w:ascii="Times New Roman" w:hAnsi="Times New Roman" w:cs="Times New Roman" w:eastAsia="Times New Roman"/>
+        </w:rPr>
+        <w:t>Parlament nədir?</w:t>
+      </w:r>
+    </w:p>
+    <w:p>
+      <w:pPr>
+        <w:spacing w:before="60" w:after="0"/>
+      </w:pPr>
+      <w:r>
+        <w:rPr>
+          <w:b w:val="on"/>
+          <w:sz w:val="22"/>
+          <w:rFonts w:ascii="Times New Roman" w:hAnsi="Times New Roman" w:cs="Times New Roman" w:eastAsia="Times New Roman"/>
+        </w:rPr>
+        <w:t xml:space="preserve">5.  </w:t>
       </w:r>
       <w:r>
         <w:rPr>
@@ -688,66 +748,6 @@
           <w:rFonts w:ascii="Times New Roman" w:hAnsi="Times New Roman" w:cs="Times New Roman" w:eastAsia="Times New Roman"/>
         </w:rPr>
         <w:t>Vətənpərvərlik nədir?</w:t>
-      </w:r>
-    </w:p>
-    <w:p>
-      <w:pPr>
-        <w:spacing w:before="60" w:after="0"/>
-      </w:pPr>
-      <w:r>
-        <w:rPr>
-          <w:b w:val="on"/>
-          <w:sz w:val="22"/>
-          <w:rFonts w:ascii="Times New Roman" w:hAnsi="Times New Roman" w:cs="Times New Roman" w:eastAsia="Times New Roman"/>
-        </w:rPr>
-        <w:t xml:space="preserve">3.  </w:t>
-      </w:r>
-      <w:r>
-        <w:rPr>
-          <w:sz w:val="22"/>
-          <w:rFonts w:ascii="Times New Roman" w:hAnsi="Times New Roman" w:cs="Times New Roman" w:eastAsia="Times New Roman"/>
-        </w:rPr>
-        <w:t>İnsan hüquqları nədir?</w:t>
-      </w:r>
-    </w:p>
-    <w:p>
-      <w:pPr>
-        <w:spacing w:before="60" w:after="0"/>
-      </w:pPr>
-      <w:r>
-        <w:rPr>
-          <w:b w:val="on"/>
-          <w:sz w:val="22"/>
-          <w:rFonts w:ascii="Times New Roman" w:hAnsi="Times New Roman" w:cs="Times New Roman" w:eastAsia="Times New Roman"/>
-        </w:rPr>
-        <w:t xml:space="preserve">4.  </w:t>
-      </w:r>
-      <w:r>
-        <w:rPr>
-          <w:sz w:val="22"/>
-          <w:rFonts w:ascii="Times New Roman" w:hAnsi="Times New Roman" w:cs="Times New Roman" w:eastAsia="Times New Roman"/>
-        </w:rPr>
-        <w:t>Psixologiya nəyi öyrənir?</w:t>
-      </w:r>
-    </w:p>
-    <w:p>
-      <w:pPr>
-        <w:spacing w:before="60" w:after="0"/>
-      </w:pPr>
-      <w:r>
-        <w:rPr>
-          <w:b w:val="on"/>
-          <w:sz w:val="22"/>
-          <w:rFonts w:ascii="Times New Roman" w:hAnsi="Times New Roman" w:cs="Times New Roman" w:eastAsia="Times New Roman"/>
-        </w:rPr>
-        <w:t xml:space="preserve">5.  </w:t>
-      </w:r>
-      <w:r>
-        <w:rPr>
-          <w:sz w:val="22"/>
-          <w:rFonts w:ascii="Times New Roman" w:hAnsi="Times New Roman" w:cs="Times New Roman" w:eastAsia="Times New Roman"/>
-        </w:rPr>
-        <w:t>Parlament nədir?</w:t>
       </w:r>
     </w:p>
     <w:p>
@@ -923,6 +923,66 @@
           <w:sz w:val="22"/>
           <w:rFonts w:ascii="Times New Roman" w:hAnsi="Times New Roman" w:cs="Times New Roman" w:eastAsia="Times New Roman"/>
         </w:rPr>
+        <w:t>Psixologiya nəyi öyrənir?</w:t>
+      </w:r>
+    </w:p>
+    <w:p>
+      <w:pPr>
+        <w:spacing w:before="60" w:after="0"/>
+      </w:pPr>
+      <w:r>
+        <w:rPr>
+          <w:b w:val="on"/>
+          <w:sz w:val="22"/>
+          <w:rFonts w:ascii="Times New Roman" w:hAnsi="Times New Roman" w:cs="Times New Roman" w:eastAsia="Times New Roman"/>
+        </w:rPr>
+        <w:t xml:space="preserve">2.  </w:t>
+      </w:r>
+      <w:r>
+        <w:rPr>
+          <w:sz w:val="22"/>
+          <w:rFonts w:ascii="Times New Roman" w:hAnsi="Times New Roman" w:cs="Times New Roman" w:eastAsia="Times New Roman"/>
+        </w:rPr>
+        <w:t>Bazar iqtisadiyyatı nədir?</w:t>
+      </w:r>
+    </w:p>
+    <w:p>
+      <w:pPr>
+        <w:spacing w:before="60" w:after="0"/>
+      </w:pPr>
+      <w:r>
+        <w:rPr>
+          <w:b w:val="on"/>
+          <w:sz w:val="22"/>
+          <w:rFonts w:ascii="Times New Roman" w:hAnsi="Times New Roman" w:cs="Times New Roman" w:eastAsia="Times New Roman"/>
+        </w:rPr>
+        <w:t xml:space="preserve">3.  </w:t>
+      </w:r>
+      <w:r>
+        <w:rPr>
+          <w:sz w:val="22"/>
+          <w:rFonts w:ascii="Times New Roman" w:hAnsi="Times New Roman" w:cs="Times New Roman" w:eastAsia="Times New Roman"/>
+        </w:rPr>
+        <w:t>Ədəbiyyat nədir?</w:t>
+      </w:r>
+    </w:p>
+    <w:p>
+      <w:pPr>
+        <w:spacing w:before="60" w:after="0"/>
+      </w:pPr>
+      <w:r>
+        <w:rPr>
+          <w:b w:val="on"/>
+          <w:sz w:val="22"/>
+          <w:rFonts w:ascii="Times New Roman" w:hAnsi="Times New Roman" w:cs="Times New Roman" w:eastAsia="Times New Roman"/>
+        </w:rPr>
+        <w:t xml:space="preserve">4.  </w:t>
+      </w:r>
+      <w:r>
+        <w:rPr>
+          <w:sz w:val="22"/>
+          <w:rFonts w:ascii="Times New Roman" w:hAnsi="Times New Roman" w:cs="Times New Roman" w:eastAsia="Times New Roman"/>
+        </w:rPr>
         <w:t>Vətənpərvərlik nədir?</w:t>
       </w:r>
     </w:p>
@@ -936,47 +996,7 @@
           <w:sz w:val="22"/>
           <w:rFonts w:ascii="Times New Roman" w:hAnsi="Times New Roman" w:cs="Times New Roman" w:eastAsia="Times New Roman"/>
         </w:rPr>
-        <w:t xml:space="preserve">2.  </w:t>
-      </w:r>
-      <w:r>
-        <w:rPr>
-          <w:sz w:val="22"/>
-          <w:rFonts w:ascii="Times New Roman" w:hAnsi="Times New Roman" w:cs="Times New Roman" w:eastAsia="Times New Roman"/>
-        </w:rPr>
-        <w:t>Bazar iqtisadiyyatı nədir?</w:t>
-      </w:r>
-    </w:p>
-    <w:p>
-      <w:pPr>
-        <w:spacing w:before="60" w:after="0"/>
-      </w:pPr>
-      <w:r>
-        <w:rPr>
-          <w:b w:val="on"/>
-          <w:sz w:val="22"/>
-          <w:rFonts w:ascii="Times New Roman" w:hAnsi="Times New Roman" w:cs="Times New Roman" w:eastAsia="Times New Roman"/>
-        </w:rPr>
-        <w:t xml:space="preserve">3.  </w:t>
-      </w:r>
-      <w:r>
-        <w:rPr>
-          <w:sz w:val="22"/>
-          <w:rFonts w:ascii="Times New Roman" w:hAnsi="Times New Roman" w:cs="Times New Roman" w:eastAsia="Times New Roman"/>
-        </w:rPr>
-        <w:t>Ədəbiyyat nədir?</w:t>
-      </w:r>
-    </w:p>
-    <w:p>
-      <w:pPr>
-        <w:spacing w:before="60" w:after="0"/>
-      </w:pPr>
-      <w:r>
-        <w:rPr>
-          <w:b w:val="on"/>
-          <w:sz w:val="22"/>
-          <w:rFonts w:ascii="Times New Roman" w:hAnsi="Times New Roman" w:cs="Times New Roman" w:eastAsia="Times New Roman"/>
-        </w:rPr>
-        <w:t xml:space="preserve">4.  </w:t>
+        <w:t xml:space="preserve">5.  </w:t>
       </w:r>
       <w:r>
         <w:rPr>
@@ -984,26 +1004,6 @@
           <w:rFonts w:ascii="Times New Roman" w:hAnsi="Times New Roman" w:cs="Times New Roman" w:eastAsia="Times New Roman"/>
         </w:rPr>
         <w:t>Təbiətin qorunması nədir?</w:t>
-      </w:r>
-    </w:p>
-    <w:p>
-      <w:pPr>
-        <w:spacing w:before="60" w:after="0"/>
-      </w:pPr>
-      <w:r>
-        <w:rPr>
-          <w:b w:val="on"/>
-          <w:sz w:val="22"/>
-          <w:rFonts w:ascii="Times New Roman" w:hAnsi="Times New Roman" w:cs="Times New Roman" w:eastAsia="Times New Roman"/>
-        </w:rPr>
-        <w:t xml:space="preserve">5.  </w:t>
-      </w:r>
-      <w:r>
-        <w:rPr>
-          <w:sz w:val="22"/>
-          <w:rFonts w:ascii="Times New Roman" w:hAnsi="Times New Roman" w:cs="Times New Roman" w:eastAsia="Times New Roman"/>
-        </w:rPr>
-        <w:t>Psixologiya nəyi öyrənir?</w:t>
       </w:r>
     </w:p>
     <w:p>
@@ -1179,6 +1179,66 @@
           <w:sz w:val="22"/>
           <w:rFonts w:ascii="Times New Roman" w:hAnsi="Times New Roman" w:cs="Times New Roman" w:eastAsia="Times New Roman"/>
         </w:rPr>
+        <w:t>Fəlsəfə nədir?</w:t>
+      </w:r>
+    </w:p>
+    <w:p>
+      <w:pPr>
+        <w:spacing w:before="60" w:after="0"/>
+      </w:pPr>
+      <w:r>
+        <w:rPr>
+          <w:b w:val="on"/>
+          <w:sz w:val="22"/>
+          <w:rFonts w:ascii="Times New Roman" w:hAnsi="Times New Roman" w:cs="Times New Roman" w:eastAsia="Times New Roman"/>
+        </w:rPr>
+        <w:t xml:space="preserve">2.  </w:t>
+      </w:r>
+      <w:r>
+        <w:rPr>
+          <w:sz w:val="22"/>
+          <w:rFonts w:ascii="Times New Roman" w:hAnsi="Times New Roman" w:cs="Times New Roman" w:eastAsia="Times New Roman"/>
+        </w:rPr>
+        <w:t>İnsan hüquqları nədir?</w:t>
+      </w:r>
+    </w:p>
+    <w:p>
+      <w:pPr>
+        <w:spacing w:before="60" w:after="0"/>
+      </w:pPr>
+      <w:r>
+        <w:rPr>
+          <w:b w:val="on"/>
+          <w:sz w:val="22"/>
+          <w:rFonts w:ascii="Times New Roman" w:hAnsi="Times New Roman" w:cs="Times New Roman" w:eastAsia="Times New Roman"/>
+        </w:rPr>
+        <w:t xml:space="preserve">3.  </w:t>
+      </w:r>
+      <w:r>
+        <w:rPr>
+          <w:sz w:val="22"/>
+          <w:rFonts w:ascii="Times New Roman" w:hAnsi="Times New Roman" w:cs="Times New Roman" w:eastAsia="Times New Roman"/>
+        </w:rPr>
+        <w:t>Monarxiya nədir?</w:t>
+      </w:r>
+    </w:p>
+    <w:p>
+      <w:pPr>
+        <w:spacing w:before="60" w:after="0"/>
+      </w:pPr>
+      <w:r>
+        <w:rPr>
+          <w:b w:val="on"/>
+          <w:sz w:val="22"/>
+          <w:rFonts w:ascii="Times New Roman" w:hAnsi="Times New Roman" w:cs="Times New Roman" w:eastAsia="Times New Roman"/>
+        </w:rPr>
+        <w:t xml:space="preserve">4.  </w:t>
+      </w:r>
+      <w:r>
+        <w:rPr>
+          <w:sz w:val="22"/>
+          <w:rFonts w:ascii="Times New Roman" w:hAnsi="Times New Roman" w:cs="Times New Roman" w:eastAsia="Times New Roman"/>
+        </w:rPr>
         <w:t>Bazar iqtisadiyyatı nədir?</w:t>
       </w:r>
     </w:p>
@@ -1192,7 +1252,7 @@
           <w:sz w:val="22"/>
           <w:rFonts w:ascii="Times New Roman" w:hAnsi="Times New Roman" w:cs="Times New Roman" w:eastAsia="Times New Roman"/>
         </w:rPr>
-        <w:t xml:space="preserve">2.  </w:t>
+        <w:t xml:space="preserve">5.  </w:t>
       </w:r>
       <w:r>
         <w:rPr>
@@ -1200,66 +1260,6 @@
           <w:rFonts w:ascii="Times New Roman" w:hAnsi="Times New Roman" w:cs="Times New Roman" w:eastAsia="Times New Roman"/>
         </w:rPr>
         <w:t>Elm nədir?</w:t>
-      </w:r>
-    </w:p>
-    <w:p>
-      <w:pPr>
-        <w:spacing w:before="60" w:after="0"/>
-      </w:pPr>
-      <w:r>
-        <w:rPr>
-          <w:b w:val="on"/>
-          <w:sz w:val="22"/>
-          <w:rFonts w:ascii="Times New Roman" w:hAnsi="Times New Roman" w:cs="Times New Roman" w:eastAsia="Times New Roman"/>
-        </w:rPr>
-        <w:t xml:space="preserve">3.  </w:t>
-      </w:r>
-      <w:r>
-        <w:rPr>
-          <w:sz w:val="22"/>
-          <w:rFonts w:ascii="Times New Roman" w:hAnsi="Times New Roman" w:cs="Times New Roman" w:eastAsia="Times New Roman"/>
-        </w:rPr>
-        <w:t>İnsan hüquqları nədir?</w:t>
-      </w:r>
-    </w:p>
-    <w:p>
-      <w:pPr>
-        <w:spacing w:before="60" w:after="0"/>
-      </w:pPr>
-      <w:r>
-        <w:rPr>
-          <w:b w:val="on"/>
-          <w:sz w:val="22"/>
-          <w:rFonts w:ascii="Times New Roman" w:hAnsi="Times New Roman" w:cs="Times New Roman" w:eastAsia="Times New Roman"/>
-        </w:rPr>
-        <w:t xml:space="preserve">4.  </w:t>
-      </w:r>
-      <w:r>
-        <w:rPr>
-          <w:sz w:val="22"/>
-          <w:rFonts w:ascii="Times New Roman" w:hAnsi="Times New Roman" w:cs="Times New Roman" w:eastAsia="Times New Roman"/>
-        </w:rPr>
-        <w:t>Monarxiya nədir?</w:t>
-      </w:r>
-    </w:p>
-    <w:p>
-      <w:pPr>
-        <w:spacing w:before="60" w:after="0"/>
-      </w:pPr>
-      <w:r>
-        <w:rPr>
-          <w:b w:val="on"/>
-          <w:sz w:val="22"/>
-          <w:rFonts w:ascii="Times New Roman" w:hAnsi="Times New Roman" w:cs="Times New Roman" w:eastAsia="Times New Roman"/>
-        </w:rPr>
-        <w:t xml:space="preserve">5.  </w:t>
-      </w:r>
-      <w:r>
-        <w:rPr>
-          <w:sz w:val="22"/>
-          <w:rFonts w:ascii="Times New Roman" w:hAnsi="Times New Roman" w:cs="Times New Roman" w:eastAsia="Times New Roman"/>
-        </w:rPr>
-        <w:t>Fəlsəfə nədir?</w:t>
       </w:r>
     </w:p>
     <w:p>
@@ -1435,87 +1435,87 @@
           <w:sz w:val="22"/>
           <w:rFonts w:ascii="Times New Roman" w:hAnsi="Times New Roman" w:cs="Times New Roman" w:eastAsia="Times New Roman"/>
         </w:rPr>
+        <w:t>Sosiologiya nəyi öyrənir?</w:t>
+      </w:r>
+    </w:p>
+    <w:p>
+      <w:pPr>
+        <w:spacing w:before="60" w:after="0"/>
+      </w:pPr>
+      <w:r>
+        <w:rPr>
+          <w:b w:val="on"/>
+          <w:sz w:val="22"/>
+          <w:rFonts w:ascii="Times New Roman" w:hAnsi="Times New Roman" w:cs="Times New Roman" w:eastAsia="Times New Roman"/>
+        </w:rPr>
+        <w:t xml:space="preserve">2.  </w:t>
+      </w:r>
+      <w:r>
+        <w:rPr>
+          <w:sz w:val="22"/>
+          <w:rFonts w:ascii="Times New Roman" w:hAnsi="Times New Roman" w:cs="Times New Roman" w:eastAsia="Times New Roman"/>
+        </w:rPr>
+        <w:t>Əxlaq nədir?</w:t>
+      </w:r>
+    </w:p>
+    <w:p>
+      <w:pPr>
+        <w:spacing w:before="60" w:after="0"/>
+      </w:pPr>
+      <w:r>
+        <w:rPr>
+          <w:b w:val="on"/>
+          <w:sz w:val="22"/>
+          <w:rFonts w:ascii="Times New Roman" w:hAnsi="Times New Roman" w:cs="Times New Roman" w:eastAsia="Times New Roman"/>
+        </w:rPr>
+        <w:t xml:space="preserve">3.  </w:t>
+      </w:r>
+      <w:r>
+        <w:rPr>
+          <w:sz w:val="22"/>
+          <w:rFonts w:ascii="Times New Roman" w:hAnsi="Times New Roman" w:cs="Times New Roman" w:eastAsia="Times New Roman"/>
+        </w:rPr>
+        <w:t>Dövlət nədir?</w:t>
+      </w:r>
+    </w:p>
+    <w:p>
+      <w:pPr>
+        <w:spacing w:before="60" w:after="0"/>
+      </w:pPr>
+      <w:r>
+        <w:rPr>
+          <w:b w:val="on"/>
+          <w:sz w:val="22"/>
+          <w:rFonts w:ascii="Times New Roman" w:hAnsi="Times New Roman" w:cs="Times New Roman" w:eastAsia="Times New Roman"/>
+        </w:rPr>
+        <w:t xml:space="preserve">4.  </w:t>
+      </w:r>
+      <w:r>
+        <w:rPr>
+          <w:sz w:val="22"/>
+          <w:rFonts w:ascii="Times New Roman" w:hAnsi="Times New Roman" w:cs="Times New Roman" w:eastAsia="Times New Roman"/>
+        </w:rPr>
+        <w:t>Parlament nədir?</w:t>
+      </w:r>
+    </w:p>
+    <w:p>
+      <w:pPr>
+        <w:spacing w:before="60" w:after="0"/>
+      </w:pPr>
+      <w:r>
+        <w:rPr>
+          <w:b w:val="on"/>
+          <w:sz w:val="22"/>
+          <w:rFonts w:ascii="Times New Roman" w:hAnsi="Times New Roman" w:cs="Times New Roman" w:eastAsia="Times New Roman"/>
+        </w:rPr>
+        <w:t xml:space="preserve">5.  </w:t>
+      </w:r>
+      <w:r>
+        <w:rPr>
+          <w:sz w:val="22"/>
+          <w:rFonts w:ascii="Times New Roman" w:hAnsi="Times New Roman" w:cs="Times New Roman" w:eastAsia="Times New Roman"/>
+        </w:rPr>
         <w:t>Roman nədir?</w:t>
-      </w:r>
-    </w:p>
-    <w:p>
-      <w:pPr>
-        <w:spacing w:before="60" w:after="0"/>
-      </w:pPr>
-      <w:r>
-        <w:rPr>
-          <w:b w:val="on"/>
-          <w:sz w:val="22"/>
-          <w:rFonts w:ascii="Times New Roman" w:hAnsi="Times New Roman" w:cs="Times New Roman" w:eastAsia="Times New Roman"/>
-        </w:rPr>
-        <w:t xml:space="preserve">2.  </w:t>
-      </w:r>
-      <w:r>
-        <w:rPr>
-          <w:sz w:val="22"/>
-          <w:rFonts w:ascii="Times New Roman" w:hAnsi="Times New Roman" w:cs="Times New Roman" w:eastAsia="Times New Roman"/>
-        </w:rPr>
-        <w:t>Parlament nədir?</w:t>
-      </w:r>
-    </w:p>
-    <w:p>
-      <w:pPr>
-        <w:spacing w:before="60" w:after="0"/>
-      </w:pPr>
-      <w:r>
-        <w:rPr>
-          <w:b w:val="on"/>
-          <w:sz w:val="22"/>
-          <w:rFonts w:ascii="Times New Roman" w:hAnsi="Times New Roman" w:cs="Times New Roman" w:eastAsia="Times New Roman"/>
-        </w:rPr>
-        <w:t xml:space="preserve">3.  </w:t>
-      </w:r>
-      <w:r>
-        <w:rPr>
-          <w:sz w:val="22"/>
-          <w:rFonts w:ascii="Times New Roman" w:hAnsi="Times New Roman" w:cs="Times New Roman" w:eastAsia="Times New Roman"/>
-        </w:rPr>
-        <w:t>Sosiologiya nəyi öyrənir?</w:t>
-      </w:r>
-    </w:p>
-    <w:p>
-      <w:pPr>
-        <w:spacing w:before="60" w:after="0"/>
-      </w:pPr>
-      <w:r>
-        <w:rPr>
-          <w:b w:val="on"/>
-          <w:sz w:val="22"/>
-          <w:rFonts w:ascii="Times New Roman" w:hAnsi="Times New Roman" w:cs="Times New Roman" w:eastAsia="Times New Roman"/>
-        </w:rPr>
-        <w:t xml:space="preserve">4.  </w:t>
-      </w:r>
-      <w:r>
-        <w:rPr>
-          <w:sz w:val="22"/>
-          <w:rFonts w:ascii="Times New Roman" w:hAnsi="Times New Roman" w:cs="Times New Roman" w:eastAsia="Times New Roman"/>
-        </w:rPr>
-        <w:t>Dövlət nədir?</w:t>
-      </w:r>
-    </w:p>
-    <w:p>
-      <w:pPr>
-        <w:spacing w:before="60" w:after="0"/>
-      </w:pPr>
-      <w:r>
-        <w:rPr>
-          <w:b w:val="on"/>
-          <w:sz w:val="22"/>
-          <w:rFonts w:ascii="Times New Roman" w:hAnsi="Times New Roman" w:cs="Times New Roman" w:eastAsia="Times New Roman"/>
-        </w:rPr>
-        <w:t xml:space="preserve">5.  </w:t>
-      </w:r>
-      <w:r>
-        <w:rPr>
-          <w:sz w:val="22"/>
-          <w:rFonts w:ascii="Times New Roman" w:hAnsi="Times New Roman" w:cs="Times New Roman" w:eastAsia="Times New Roman"/>
-        </w:rPr>
-        <w:t>Əxlaq nədir?</w:t>
       </w:r>
     </w:p>
     <w:p>
@@ -1691,6 +1691,26 @@
           <w:sz w:val="22"/>
           <w:rFonts w:ascii="Times New Roman" w:hAnsi="Times New Roman" w:cs="Times New Roman" w:eastAsia="Times New Roman"/>
         </w:rPr>
+        <w:t>Əxlaq nədir?</w:t>
+      </w:r>
+    </w:p>
+    <w:p>
+      <w:pPr>
+        <w:spacing w:before="60" w:after="0"/>
+      </w:pPr>
+      <w:r>
+        <w:rPr>
+          <w:b w:val="on"/>
+          <w:sz w:val="22"/>
+          <w:rFonts w:ascii="Times New Roman" w:hAnsi="Times New Roman" w:cs="Times New Roman" w:eastAsia="Times New Roman"/>
+        </w:rPr>
+        <w:t xml:space="preserve">2.  </w:t>
+      </w:r>
+      <w:r>
+        <w:rPr>
+          <w:sz w:val="22"/>
+          <w:rFonts w:ascii="Times New Roman" w:hAnsi="Times New Roman" w:cs="Times New Roman" w:eastAsia="Times New Roman"/>
+        </w:rPr>
         <w:t>Dövlət nədir?</w:t>
       </w:r>
     </w:p>
@@ -1704,7 +1724,27 @@
           <w:sz w:val="22"/>
           <w:rFonts w:ascii="Times New Roman" w:hAnsi="Times New Roman" w:cs="Times New Roman" w:eastAsia="Times New Roman"/>
         </w:rPr>
-        <w:t xml:space="preserve">2.  </w:t>
+        <w:t xml:space="preserve">3.  </w:t>
+      </w:r>
+      <w:r>
+        <w:rPr>
+          <w:sz w:val="22"/>
+          <w:rFonts w:ascii="Times New Roman" w:hAnsi="Times New Roman" w:cs="Times New Roman" w:eastAsia="Times New Roman"/>
+        </w:rPr>
+        <w:t>Seçki nədir?</w:t>
+      </w:r>
+    </w:p>
+    <w:p>
+      <w:pPr>
+        <w:spacing w:before="60" w:after="0"/>
+      </w:pPr>
+      <w:r>
+        <w:rPr>
+          <w:b w:val="on"/>
+          <w:sz w:val="22"/>
+          <w:rFonts w:ascii="Times New Roman" w:hAnsi="Times New Roman" w:cs="Times New Roman" w:eastAsia="Times New Roman"/>
+        </w:rPr>
+        <w:t xml:space="preserve">4.  </w:t>
       </w:r>
       <w:r>
         <w:rPr>
@@ -1724,27 +1764,7 @@
           <w:sz w:val="22"/>
           <w:rFonts w:ascii="Times New Roman" w:hAnsi="Times New Roman" w:cs="Times New Roman" w:eastAsia="Times New Roman"/>
         </w:rPr>
-        <w:t xml:space="preserve">3.  </w:t>
-      </w:r>
-      <w:r>
-        <w:rPr>
-          <w:sz w:val="22"/>
-          <w:rFonts w:ascii="Times New Roman" w:hAnsi="Times New Roman" w:cs="Times New Roman" w:eastAsia="Times New Roman"/>
-        </w:rPr>
-        <w:t>Əxlaq nədir?</w:t>
-      </w:r>
-    </w:p>
-    <w:p>
-      <w:pPr>
-        <w:spacing w:before="60" w:after="0"/>
-      </w:pPr>
-      <w:r>
-        <w:rPr>
-          <w:b w:val="on"/>
-          <w:sz w:val="22"/>
-          <w:rFonts w:ascii="Times New Roman" w:hAnsi="Times New Roman" w:cs="Times New Roman" w:eastAsia="Times New Roman"/>
-        </w:rPr>
-        <w:t xml:space="preserve">4.  </w:t>
+        <w:t xml:space="preserve">5.  </w:t>
       </w:r>
       <w:r>
         <w:rPr>
@@ -1752,26 +1772,6 @@
           <w:rFonts w:ascii="Times New Roman" w:hAnsi="Times New Roman" w:cs="Times New Roman" w:eastAsia="Times New Roman"/>
         </w:rPr>
         <w:t>Qloballaşma nədir?</w:t>
-      </w:r>
-    </w:p>
-    <w:p>
-      <w:pPr>
-        <w:spacing w:before="60" w:after="0"/>
-      </w:pPr>
-      <w:r>
-        <w:rPr>
-          <w:b w:val="on"/>
-          <w:sz w:val="22"/>
-          <w:rFonts w:ascii="Times New Roman" w:hAnsi="Times New Roman" w:cs="Times New Roman" w:eastAsia="Times New Roman"/>
-        </w:rPr>
-        <w:t xml:space="preserve">5.  </w:t>
-      </w:r>
-      <w:r>
-        <w:rPr>
-          <w:sz w:val="22"/>
-          <w:rFonts w:ascii="Times New Roman" w:hAnsi="Times New Roman" w:cs="Times New Roman" w:eastAsia="Times New Roman"/>
-        </w:rPr>
-        <w:t>Seçki nədir?</w:t>
       </w:r>
     </w:p>
     <w:p>
@@ -1947,6 +1947,66 @@
           <w:sz w:val="22"/>
           <w:rFonts w:ascii="Times New Roman" w:hAnsi="Times New Roman" w:cs="Times New Roman" w:eastAsia="Times New Roman"/>
         </w:rPr>
+        <w:t>Coğrafiya nəyi öyrənir?</w:t>
+      </w:r>
+    </w:p>
+    <w:p>
+      <w:pPr>
+        <w:spacing w:before="60" w:after="0"/>
+      </w:pPr>
+      <w:r>
+        <w:rPr>
+          <w:b w:val="on"/>
+          <w:sz w:val="22"/>
+          <w:rFonts w:ascii="Times New Roman" w:hAnsi="Times New Roman" w:cs="Times New Roman" w:eastAsia="Times New Roman"/>
+        </w:rPr>
+        <w:t xml:space="preserve">2.  </w:t>
+      </w:r>
+      <w:r>
+        <w:rPr>
+          <w:sz w:val="22"/>
+          <w:rFonts w:ascii="Times New Roman" w:hAnsi="Times New Roman" w:cs="Times New Roman" w:eastAsia="Times New Roman"/>
+        </w:rPr>
+        <w:t>Monarxiya nədir?</w:t>
+      </w:r>
+    </w:p>
+    <w:p>
+      <w:pPr>
+        <w:spacing w:before="60" w:after="0"/>
+      </w:pPr>
+      <w:r>
+        <w:rPr>
+          <w:b w:val="on"/>
+          <w:sz w:val="22"/>
+          <w:rFonts w:ascii="Times New Roman" w:hAnsi="Times New Roman" w:cs="Times New Roman" w:eastAsia="Times New Roman"/>
+        </w:rPr>
+        <w:t xml:space="preserve">3.  </w:t>
+      </w:r>
+      <w:r>
+        <w:rPr>
+          <w:sz w:val="22"/>
+          <w:rFonts w:ascii="Times New Roman" w:hAnsi="Times New Roman" w:cs="Times New Roman" w:eastAsia="Times New Roman"/>
+        </w:rPr>
+        <w:t>İnflyasiya nədir?</w:t>
+      </w:r>
+    </w:p>
+    <w:p>
+      <w:pPr>
+        <w:spacing w:before="60" w:after="0"/>
+      </w:pPr>
+      <w:r>
+        <w:rPr>
+          <w:b w:val="on"/>
+          <w:sz w:val="22"/>
+          <w:rFonts w:ascii="Times New Roman" w:hAnsi="Times New Roman" w:cs="Times New Roman" w:eastAsia="Times New Roman"/>
+        </w:rPr>
+        <w:t xml:space="preserve">4.  </w:t>
+      </w:r>
+      <w:r>
+        <w:rPr>
+          <w:sz w:val="22"/>
+          <w:rFonts w:ascii="Times New Roman" w:hAnsi="Times New Roman" w:cs="Times New Roman" w:eastAsia="Times New Roman"/>
+        </w:rPr>
         <w:t>Kütləvi informasiya vasitələri nədir?</w:t>
       </w:r>
     </w:p>
@@ -1960,27 +2020,7 @@
           <w:sz w:val="22"/>
           <w:rFonts w:ascii="Times New Roman" w:hAnsi="Times New Roman" w:cs="Times New Roman" w:eastAsia="Times New Roman"/>
         </w:rPr>
-        <w:t xml:space="preserve">2.  </w:t>
-      </w:r>
-      <w:r>
-        <w:rPr>
-          <w:sz w:val="22"/>
-          <w:rFonts w:ascii="Times New Roman" w:hAnsi="Times New Roman" w:cs="Times New Roman" w:eastAsia="Times New Roman"/>
-        </w:rPr>
-        <w:t>İnflyasiya nədir?</w:t>
-      </w:r>
-    </w:p>
-    <w:p>
-      <w:pPr>
-        <w:spacing w:before="60" w:after="0"/>
-      </w:pPr>
-      <w:r>
-        <w:rPr>
-          <w:b w:val="on"/>
-          <w:sz w:val="22"/>
-          <w:rFonts w:ascii="Times New Roman" w:hAnsi="Times New Roman" w:cs="Times New Roman" w:eastAsia="Times New Roman"/>
-        </w:rPr>
-        <w:t xml:space="preserve">3.  </w:t>
+        <w:t xml:space="preserve">5.  </w:t>
       </w:r>
       <w:r>
         <w:rPr>
@@ -1988,46 +2028,6 @@
           <w:rFonts w:ascii="Times New Roman" w:hAnsi="Times New Roman" w:cs="Times New Roman" w:eastAsia="Times New Roman"/>
         </w:rPr>
         <w:t>Müharibə nədir?</w:t>
-      </w:r>
-    </w:p>
-    <w:p>
-      <w:pPr>
-        <w:spacing w:before="60" w:after="0"/>
-      </w:pPr>
-      <w:r>
-        <w:rPr>
-          <w:b w:val="on"/>
-          <w:sz w:val="22"/>
-          <w:rFonts w:ascii="Times New Roman" w:hAnsi="Times New Roman" w:cs="Times New Roman" w:eastAsia="Times New Roman"/>
-        </w:rPr>
-        <w:t xml:space="preserve">4.  </w:t>
-      </w:r>
-      <w:r>
-        <w:rPr>
-          <w:sz w:val="22"/>
-          <w:rFonts w:ascii="Times New Roman" w:hAnsi="Times New Roman" w:cs="Times New Roman" w:eastAsia="Times New Roman"/>
-        </w:rPr>
-        <w:t>Coğrafiya nəyi öyrənir?</w:t>
-      </w:r>
-    </w:p>
-    <w:p>
-      <w:pPr>
-        <w:spacing w:before="60" w:after="0"/>
-      </w:pPr>
-      <w:r>
-        <w:rPr>
-          <w:b w:val="on"/>
-          <w:sz w:val="22"/>
-          <w:rFonts w:ascii="Times New Roman" w:hAnsi="Times New Roman" w:cs="Times New Roman" w:eastAsia="Times New Roman"/>
-        </w:rPr>
-        <w:t xml:space="preserve">5.  </w:t>
-      </w:r>
-      <w:r>
-        <w:rPr>
-          <w:sz w:val="22"/>
-          <w:rFonts w:ascii="Times New Roman" w:hAnsi="Times New Roman" w:cs="Times New Roman" w:eastAsia="Times New Roman"/>
-        </w:rPr>
-        <w:t>Monarxiya nədir?</w:t>
       </w:r>
     </w:p>
     <w:p>
@@ -2203,6 +2203,26 @@
           <w:sz w:val="22"/>
           <w:rFonts w:ascii="Times New Roman" w:hAnsi="Times New Roman" w:cs="Times New Roman" w:eastAsia="Times New Roman"/>
         </w:rPr>
+        <w:t>Coğrafiya nəyi öyrənir?</w:t>
+      </w:r>
+    </w:p>
+    <w:p>
+      <w:pPr>
+        <w:spacing w:before="60" w:after="0"/>
+      </w:pPr>
+      <w:r>
+        <w:rPr>
+          <w:b w:val="on"/>
+          <w:sz w:val="22"/>
+          <w:rFonts w:ascii="Times New Roman" w:hAnsi="Times New Roman" w:cs="Times New Roman" w:eastAsia="Times New Roman"/>
+        </w:rPr>
+        <w:t xml:space="preserve">2.  </w:t>
+      </w:r>
+      <w:r>
+        <w:rPr>
+          <w:sz w:val="22"/>
+          <w:rFonts w:ascii="Times New Roman" w:hAnsi="Times New Roman" w:cs="Times New Roman" w:eastAsia="Times New Roman"/>
+        </w:rPr>
         <w:t>Fəlsəfə nədir?</w:t>
       </w:r>
     </w:p>
@@ -2216,26 +2236,6 @@
           <w:sz w:val="22"/>
           <w:rFonts w:ascii="Times New Roman" w:hAnsi="Times New Roman" w:cs="Times New Roman" w:eastAsia="Times New Roman"/>
         </w:rPr>
-        <w:t xml:space="preserve">2.  </w:t>
-      </w:r>
-      <w:r>
-        <w:rPr>
-          <w:sz w:val="22"/>
-          <w:rFonts w:ascii="Times New Roman" w:hAnsi="Times New Roman" w:cs="Times New Roman" w:eastAsia="Times New Roman"/>
-        </w:rPr>
-        <w:t>Coğrafiya nəyi öyrənir?</w:t>
-      </w:r>
-    </w:p>
-    <w:p>
-      <w:pPr>
-        <w:spacing w:before="60" w:after="0"/>
-      </w:pPr>
-      <w:r>
-        <w:rPr>
-          <w:b w:val="on"/>
-          <w:sz w:val="22"/>
-          <w:rFonts w:ascii="Times New Roman" w:hAnsi="Times New Roman" w:cs="Times New Roman" w:eastAsia="Times New Roman"/>
-        </w:rPr>
         <w:t xml:space="preserve">3.  </w:t>
       </w:r>
       <w:r>
@@ -2243,27 +2243,27 @@
           <w:sz w:val="22"/>
           <w:rFonts w:ascii="Times New Roman" w:hAnsi="Times New Roman" w:cs="Times New Roman" w:eastAsia="Times New Roman"/>
         </w:rPr>
+        <w:t>Monarxiya nədir?</w:t>
+      </w:r>
+    </w:p>
+    <w:p>
+      <w:pPr>
+        <w:spacing w:before="60" w:after="0"/>
+      </w:pPr>
+      <w:r>
+        <w:rPr>
+          <w:b w:val="on"/>
+          <w:sz w:val="22"/>
+          <w:rFonts w:ascii="Times New Roman" w:hAnsi="Times New Roman" w:cs="Times New Roman" w:eastAsia="Times New Roman"/>
+        </w:rPr>
+        <w:t xml:space="preserve">4.  </w:t>
+      </w:r>
+      <w:r>
+        <w:rPr>
+          <w:sz w:val="22"/>
+          <w:rFonts w:ascii="Times New Roman" w:hAnsi="Times New Roman" w:cs="Times New Roman" w:eastAsia="Times New Roman"/>
+        </w:rPr>
         <w:t>Kütləvi informasiya vasitələri nədir?</w:t>
-      </w:r>
-    </w:p>
-    <w:p>
-      <w:pPr>
-        <w:spacing w:before="60" w:after="0"/>
-      </w:pPr>
-      <w:r>
-        <w:rPr>
-          <w:b w:val="on"/>
-          <w:sz w:val="22"/>
-          <w:rFonts w:ascii="Times New Roman" w:hAnsi="Times New Roman" w:cs="Times New Roman" w:eastAsia="Times New Roman"/>
-        </w:rPr>
-        <w:t xml:space="preserve">4.  </w:t>
-      </w:r>
-      <w:r>
-        <w:rPr>
-          <w:sz w:val="22"/>
-          <w:rFonts w:ascii="Times New Roman" w:hAnsi="Times New Roman" w:cs="Times New Roman" w:eastAsia="Times New Roman"/>
-        </w:rPr>
-        <w:t>Monarxiya nədir?</w:t>
       </w:r>
     </w:p>
     <w:p>
